--- a/bai1.docx
+++ b/bai1.docx
@@ -158,6 +158,61 @@
       </w:r>
       <w:r>
         <w:t>, kèm theo ràng buộc chỉ cho phép chọn duy nhất 1 giá trị tại một thời điểm.</w:t>
+      </w:r>
+    </w:p>
+    <w:p>
+      <w:pPr>
+        <w:ind w:left="1440"/>
+        <w:rPr>
+          <w:lang w:val="vi-VN"/>
+        </w:rPr>
+      </w:pPr>
+    </w:p>
+    <w:p>
+      <w:pPr>
+        <w:ind w:left="1440"/>
+        <w:rPr>
+          <w:lang w:val="vi-VN"/>
+        </w:rPr>
+      </w:pPr>
+    </w:p>
+    <w:p>
+      <w:pPr>
+        <w:ind w:left="1440"/>
+        <w:rPr>
+          <w:lang w:val="vi-VN"/>
+        </w:rPr>
+      </w:pPr>
+    </w:p>
+    <w:p>
+      <w:pPr>
+        <w:rPr>
+          <w:lang w:val="vi-VN"/>
+        </w:rPr>
+      </w:pPr>
+      <w:r>
+        <w:rPr>
+          <w:lang w:val="vi-VN"/>
+        </w:rPr>
+        <w:t>Phần 2:</w:t>
+      </w:r>
+    </w:p>
+    <w:p>
+      <w:pPr>
+        <w:rPr>
+          <w:lang w:val="vi-VN"/>
+        </w:rPr>
+      </w:pPr>
+      <w:r>
+        <w:rPr>
+          <w:lang w:val="vi-VN"/>
+        </w:rPr>
+        <w:t>Link figma:</w:t>
+      </w:r>
+    </w:p>
+    <w:p>
+      <w:r>
+        <w:t>https://www.figma.com/design/wHKndrhQAMM6eAFyfMw6Kj/Sans-titre?node-id=0-1&amp;t=1czDdnR5PNksVudB-1</w:t>
       </w:r>
     </w:p>
     <w:p/>
@@ -931,6 +986,7 @@
   <w:style w:type="character" w:default="1" w:styleId="DefaultParagraphFont">
     <w:name w:val="Default Paragraph Font"/>
     <w:uiPriority w:val="1"/>
+    <w:semiHidden/>
     <w:unhideWhenUsed/>
   </w:style>
   <w:style w:type="table" w:default="1" w:styleId="TableNormal">
